--- a/flow/20230914_vu_template/drafts/2024-10-g/20-НД-Гл.5-Артемія.docx
+++ b/flow/20230914_vu_template/drafts/2024-10-g/20-НД-Гл.5-Артемія.docx
@@ -391,93 +391,68 @@
     </w:p>
     <w:p>
       <w:pPr>
-        <w:spacing w:after="120" w:lineRule="auto"/>
-        <w:rPr/>
-      </w:pPr>
-      <w:r>
-        <w:rPr>
-          <w:rFonts w:ascii="Times New Roman" w:cs="Times New Roman" w:eastAsia="Times New Roman" w:hAnsi="Times New Roman"/>
-          <w:i w:val="1"/>
-          <w:color w:val="ff0000"/>
-          <w:sz w:val="24"/>
-          <w:szCs w:val="24"/>
-          <w:rtl w:val="0"/>
-        </w:rPr>
-        <w:t xml:space="preserve">Вірні:</w:t>
-      </w:r>
-      <w:r>
-        <w:rPr>
-          <w:rFonts w:ascii="Times New Roman" w:cs="Times New Roman" w:eastAsia="Times New Roman" w:hAnsi="Times New Roman"/>
-          <w:color w:val="ff0000"/>
-          <w:sz w:val="24"/>
-          <w:szCs w:val="24"/>
-          <w:rtl w:val="0"/>
+        <w:pStyle w:val="Normal"/>
+        <w:spacing w:after="120"/>
+      </w:pPr>
+      <w:r>
+        <w:rPr>
+          <w:rFonts w:ascii="Times New Roman" w:hAnsi="Times New Roman"/>
+          <w:i/>
+          <w:color w:val="FF0000"/>
+          <w:sz w:val="24"/>
+        </w:rPr>
+        <w:t>Вірні:</w:t>
+      </w:r>
+      <w:r>
+        <w:rPr>
+          <w:rFonts w:ascii="Times New Roman" w:hAnsi="Times New Roman"/>
+          <w:color w:val="FF0000"/>
+          <w:sz w:val="24"/>
         </w:rPr>
         <w:t xml:space="preserve"> </w:t>
       </w:r>
       <w:r>
         <w:rPr>
-          <w:rFonts w:ascii="Times New Roman" w:cs="Times New Roman" w:eastAsia="Times New Roman" w:hAnsi="Times New Roman"/>
-          <w:sz w:val="24"/>
-          <w:szCs w:val="24"/>
-          <w:rtl w:val="0"/>
-        </w:rPr>
-        <w:t xml:space="preserve">Амінь. Господи, помилуй</w:t>
-      </w:r>
-      <w:r>
-        <w:rPr>
-          <w:rFonts w:ascii="Times New Roman" w:cs="Times New Roman" w:eastAsia="Times New Roman" w:hAnsi="Times New Roman"/>
-          <w:i w:val="1"/>
-          <w:sz w:val="24"/>
-          <w:szCs w:val="24"/>
-          <w:rtl w:val="0"/>
-        </w:rPr>
-        <w:t xml:space="preserve">.</w:t>
-      </w:r>
-      <w:r>
-        <w:rPr>
-          <w:rFonts w:ascii="Times New Roman" w:cs="Times New Roman" w:eastAsia="Times New Roman" w:hAnsi="Times New Roman"/>
-          <w:sz w:val="24"/>
-          <w:szCs w:val="24"/>
-          <w:rtl w:val="0"/>
-        </w:rPr>
-        <w:t xml:space="preserve"> </w:t>
-      </w:r>
-      <w:r>
-        <w:rPr>
-          <w:rFonts w:ascii="Times New Roman" w:cs="Times New Roman" w:eastAsia="Times New Roman" w:hAnsi="Times New Roman"/>
-          <w:i w:val="1"/>
-          <w:color w:val="ff0000"/>
-          <w:sz w:val="24"/>
-          <w:szCs w:val="24"/>
-          <w:rtl w:val="0"/>
-        </w:rPr>
-        <w:t xml:space="preserve">(12 р.)</w:t>
-      </w:r>
-      <w:r>
-        <w:rPr>
-          <w:rtl w:val="0"/>
-        </w:rPr>
-      </w:r>
-    </w:p>
-    <w:p>
-      <w:pPr>
-        <w:spacing w:after="120" w:lineRule="auto"/>
-        <w:jc w:val="both"/>
-        <w:rPr>
-          <w:rFonts w:ascii="Times New Roman" w:cs="Times New Roman" w:eastAsia="Times New Roman" w:hAnsi="Times New Roman"/>
-          <w:sz w:val="24"/>
-          <w:szCs w:val="24"/>
-        </w:rPr>
-      </w:pPr>
-      <w:r>
-        <w:rPr>
-          <w:rFonts w:ascii="Times New Roman" w:cs="Times New Roman" w:eastAsia="Times New Roman" w:hAnsi="Times New Roman"/>
-          <w:sz w:val="24"/>
-          <w:szCs w:val="24"/>
-          <w:rtl w:val="0"/>
-        </w:rPr>
-        <w:t xml:space="preserve">Слава Отцю, і Сину, і Святому Духові:* І нині і повсякчас, і на віки віків. Амінь.</w:t>
+          <w:rFonts w:ascii="Times New Roman" w:hAnsi="Times New Roman"/>
+          <w:sz w:val="24"/>
+        </w:rPr>
+        <w:t xml:space="preserve">Амі́нь. Го́споди, поми́луй. </w:t>
+      </w:r>
+      <w:r>
+        <w:rPr>
+          <w:rFonts w:ascii="Times New Roman" w:hAnsi="Times New Roman"/>
+          <w:i/>
+          <w:color w:val="FF0000"/>
+          <w:sz w:val="24"/>
+        </w:rPr>
+        <w:t>(12 р.)</w:t>
+      </w:r>
+    </w:p>
+    <w:p>
+      <w:pPr>
+        <w:pStyle w:val="Normal"/>
+        <w:spacing w:after="120"/>
+      </w:pPr>
+      <w:r>
+        <w:rPr>
+          <w:rFonts w:ascii="Times New Roman" w:hAnsi="Times New Roman"/>
+          <w:sz w:val="24"/>
+        </w:rPr>
+        <w:t>Сла́ва Отцю́, і Си́ну, і Свято́му Ду́хові,</w:t>
+      </w:r>
+      <w:r>
+        <w:rPr>
+          <w:rFonts w:ascii="Times New Roman" w:hAnsi="Times New Roman"/>
+          <w:sz w:val="24"/>
+        </w:rPr>
+        <w:t>*</w:t>
+      </w:r>
+      <w:r>
+        <w:rPr>
+          <w:rFonts w:ascii="Times New Roman" w:hAnsi="Times New Roman"/>
+          <w:sz w:val="24"/>
+        </w:rPr>
+        <w:t xml:space="preserve"> і ни́ні, і повсякча́с, і на ві́ки вікі́в. Амі́нь.</w:t>
       </w:r>
     </w:p>
     <w:p>
@@ -1566,7 +1541,7 @@
           <w:szCs w:val="24"/>
           <w:rtl w:val="0"/>
         </w:rPr>
-        <w:t xml:space="preserve"> Господи, Боже наш! Згадай нас грішних і недостойних слуг твоїх, коли призиваємо святе ім'я твоє, і не осороми нас, коли очікуємо милости твоєї, але вислухай, Господи, усі наші спасенні прохання, і вчини нас достойними любити і боятися тебе від усього серця нашого і творити в усьому волю твою. Бо ти є добрий і чоловіколюбний Бог, і тобі славу віддаємо: Отцю, і Сину, і Святому Духові, нині і повсякчас, і на віки віків. Амінь.</w:t>
+        <w:t xml:space="preserve"> Господи, Боже наш! Згадай нас грішних і недостойних слуг твоїх, коли призиваємо святе ім'я твоє, і не осороми нас, коли очікуємо милости твоєї, але вислухай, Господи, усі наші спасенні прохання, і вчини нас достойними любити і боятися тебе від усього серця нашого і творити в усьому волю твою. Бо ти є добрий і людинолюбний Бог, і тобі славу віддаємо: Отцю, і Сину, і Святому Духові, нині і повсякчас, і на віки віків. Амінь.</w:t>
       </w:r>
     </w:p>
     <w:p>
@@ -1626,7 +1601,7 @@
           <w:szCs w:val="24"/>
           <w:rtl w:val="0"/>
         </w:rPr>
-        <w:t xml:space="preserve"> Благословенний ти, Господи Боже, Вседержителю, що знаєш думки людські, що відаєш те, чого ми потребуємо, і багато більше, ніж ми просимо, або розуміємо. Самий ти, чоловіколюбний Царю, у всьому добрий, задовольни нас багатством твоїх ласк, щоб ми непостидною совістю призивали святе ім'я твоє; і не введи нас у спокусу, але визволь нас від злого, і провидінням твоїм дай нам усе корисне. Бо тобі належить усяка слава, честь і поклоніння: Отцю, і Сину, і Святому Духові, нині і повсякчас, і на віки віків. Амінь.</w:t>
+        <w:t xml:space="preserve"> Благословенний ти, Господи Боже, Вседержителю, що знаєш думки людські, що відаєш те, чого ми потребуємо, і багато більше, ніж ми просимо, або розуміємо. Самий ти, людинолюбний Царю, у всьому добрий, задовольни нас багатством твоїх ласк, щоб ми непостидною совістю призивали святе ім'я твоє; і не введи нас у спокусу, але визволь нас від злого, і провидінням твоїм дай нам усе корисне. Бо тобі належить усяка слава, честь і поклоніння: Отцю, і Сину, і Святому Духові, нині і повсякчас, і на віки віків. Амінь.</w:t>
       </w:r>
     </w:p>
     <w:p>
@@ -1693,7 +1668,7 @@
           <w:szCs w:val="24"/>
           <w:rtl w:val="0"/>
         </w:rPr>
-        <w:t xml:space="preserve"> Боже великий і дивний, що несказанною добрістю і багатим промислом усім управляєш, і дав нам земні добра й запевнив нам обіцяне царство уділеними ласками впродовж цього дня, остерігши нас від усякого лиха! Дай нам і решту непорочно докінчити перед святою твоєю славою і величати тебе одного і доброго, і чоловіколюбного Бога нашого. Бо ти Бог наш і тобі славу віддаємо: Отцю, і Сину, і Святому Духові, нині і повсякчас, і на віки віків. Амінь.</w:t>
+        <w:t xml:space="preserve"> Боже великий і дивний, що несказанною добрістю і багатим промислом усім управляєш, і дав нам земні добра й запевнив нам обіцяне царство уділеними ласками впродовж цього дня, остерігши нас від усякого лиха! Дай нам і решту непорочно докінчити перед святою твоєю славою і величати тебе одного і доброго, і людинолюбного Бога нашого. Бо ти Бог наш і тобі славу віддаємо: Отцю, і Сину, і Святому Духові, нині і повсякчас, і на віки віків. Амінь.</w:t>
       </w:r>
     </w:p>
     <w:p>
@@ -1723,7 +1698,7 @@
           <w:szCs w:val="24"/>
           <w:rtl w:val="0"/>
         </w:rPr>
-        <w:t xml:space="preserve"> Боже великий і вишній, в тебе одного є безсмертність і в світлі живеш недоступнім. Ти все створіння мудро створив, відокремив світло від темряви і сонце поклав, щоб правити днем, а місяць і зорі, щоб володіли ніччю, нас же грішних вчинив достойними і в теперішню годину стати перед твоїм обличчям, щоб тебе визнавати і принести тобі вечірнє славослов'я. Направ, Чоловіколюбче, молитву нашу, немов кадило, перед тобою і прийми її, як благовонний запах. Дай нам мирний цей вечір і близьку вже ніч; зодягни нас у броню світла; визволь нас від нічного страху і всякої речі, що в темряві з'являється, і дай сон, що його ти дарував на відпочинок нашій немічності, вільний від усякого маріння диявольського. Владико, давче добра, хай і на нашій постелі, бувши тобі милими, згадуємо вночі твоє ім'я і, просвічувані навчанням твоїх заповідей, встанемо в душевній радості до звеличування твоєї доброти, приносячи твоєму милосердю молитви і моління, за наші і всіх твоїх людей провини. Відвідай їх задля молитов святої Богородиці. Бо ти є добрий і чоловіколюбний Бог, і тобі віддаємо славу: Отцю, і Сину, і Святому Духові, нині і повсякчас, і на віки віків. Амінь.</w:t>
+        <w:t xml:space="preserve"> Боже великий і вишній, в тебе одного є безсмертність і в світлі живеш недоступнім. Ти все створіння мудро створив, відокремив світло від темряви і сонце поклав, щоб правити днем, а місяць і зорі, щоб володіли ніччю, нас же грішних вчинив достойними і в теперішню годину стати перед твоїм обличчям, щоб тебе визнавати і принести тобі вечірнє славослов'я. Направ, Людинолюбче, молитву нашу, немов кадило, перед тобою і прийми її, як благовонний запах. Дай нам мирний цей вечір і близьку вже ніч; зодягни нас у броню світла; визволь нас від нічного страху і всякої речі, що в темряві з'являється, і дай сон, що його ти дарував на відпочинок нашій немічності, вільний від усякого маріння диявольського. Владико, давче добра, хай і на нашій постелі, бувши тобі милими, згадуємо вночі твоє ім'я і, просвічувані навчанням твоїх заповідей, встанемо в душевній радості до звеличування твоєї доброти, приносячи твоєму милосердю молитви і моління, за наші і всіх твоїх людей провини. Відвідай їх задля молитов святої Богородиці. Бо ти є добрий і людинолюбний Бог, і тобі віддаємо славу: Отцю, і Сину, і Святому Духові, нині і повсякчас, і на віки віків. Амінь.</w:t>
       </w:r>
     </w:p>
     <w:p>
@@ -4840,7 +4815,7 @@
           <w:szCs w:val="24"/>
           <w:rtl w:val="0"/>
         </w:rPr>
-        <w:t xml:space="preserve">Велике чудо! Творець невидимого* постраждав видимо з-за свого чоловіколюбства,* і воскрес як безсмертний.* Тож прийдіть, племена народів, і поклоніться йому,* бо його милосердям ми визволились з омани* і навчились величати єдиного Бога в трьох особах.</w:t>
+        <w:t>Велике чудо! Творець невидимого* постраждав видимо з-за свого людинолюбства,* і воскрес як безсмертний.* Тож прийдіть, племена народів, і поклоніться йому,* бо його милосердям ми визволились з омани* і навчились величати єдиного Бога в трьох особах.</w:t>
       </w:r>
     </w:p>
     <w:p>
@@ -5096,7 +5071,7 @@
           <w:szCs w:val="24"/>
           <w:rtl w:val="0"/>
         </w:rPr>
-        <w:t xml:space="preserve">Небе́сним ося́янням * просвіти́вши ро́зум, * ти поки́нув те́мряву ома́ни, сла́вний, * і прийшо́в до сві́тла Христа́ Бо́га на́шого, * щоб дара́ми Його́ ся́яти по край сві́ту. * Тому́ моли́ся, * щоб від зіпсуття́ і бід ізба́вилися * ті, що з ві́рою зве́ршують * свяще́нну за́вжди па́м’ять твою́.</w:t>
+        <w:t>Небе́сним ося́янням * просвіти́вши ро́зум, * ти поки́нув те́мряву ома́ни, сла́вний, * і прийшо́в до сві́тла Христа́ Бо́га на́шого, * щоб дара́ми Його́ ся́яти по край сві́ту. * Тому́ моли́ся, * щоб від зіпсуття́ і бід ізба́вилися * ті, що з ві́рою зве́ршують * свяще́нну за́вжди па́м’ять твою́.</w:t>
       </w:r>
       <w:r>
         <w:rPr>
@@ -5171,7 +5146,7 @@
           <w:szCs w:val="24"/>
           <w:rtl w:val="0"/>
         </w:rPr>
-        <w:t xml:space="preserve">Небе́сним ося́янням * просвіти́вши ро́зум, * ти поки́нув те́мряву ома́ни, сла́вний, * і прийшо́в до сві́тла Христа́ Бо́га на́шого, * щоб дара́ми Його́ ся́яти по край сві́ту. * Тому́ моли́ся, * щоб від зіпсуття́ і бід ізба́вилися * ті, що з ві́рою зве́ршують * свяще́нну за́вжди па́м’ять твою́.</w:t>
+        <w:t>Небе́сним ося́янням * просвіти́вши ро́зум, * ти поки́нув те́мряву ома́ни, сла́вний, * і прийшо́в до сві́тла Христа́ Бо́га на́шого, * щоб дара́ми Його́ ся́яти по край сві́ту. * Тому́ моли́ся, * щоб від зіпсуття́ і бід ізба́вилися * ті, що з ві́рою зве́ршують * свяще́нну за́вжди па́м’ять твою́.</w:t>
       </w:r>
       <w:r>
         <w:rPr>
@@ -5261,7 +5236,7 @@
           <w:szCs w:val="24"/>
           <w:rtl w:val="0"/>
         </w:rPr>
-        <w:t xml:space="preserve">Натхне́нням Ду́ха * був ти втаємни́чений у Боже́ственне знання́ всіх Твор-ця́, Арте́мію, * і тих, що творі́нню поклоня́лися, * всему́дро оска́ржив, * і приві́в люде́й до пізнання́ Бо́га, * ра́ди Яко́го постражда́в * і отри́мав віне́ць за труди́ свої́, * – блага́й, щоб ізба́вилися від зіпсуття́ * ті, що оспі́вують тебе́.</w:t>
+        <w:t>Натхне́нням Ду́ха * був ти втаємни́чений у Боже́ственне знання́ всіх Твор-ця́, Арте́мію, * і тих, що творі́нню поклоня́лися, * всему́дро оска́ржив, * і приві́в люде́й до пізнання́ Бо́га, * ра́ди Яко́го постражда́в * і отри́мав віне́ць за труди́ свої́, * – блага́й, щоб ізба́вилися від зіпсуття́ * ті, що оспі́вують тебе́.</w:t>
       </w:r>
       <w:r>
         <w:rPr>
@@ -5325,7 +5300,7 @@
           <w:szCs w:val="24"/>
           <w:rtl w:val="0"/>
         </w:rPr>
-        <w:t xml:space="preserve">Багатостражда́льне * і всетерпели́ве ті́ло твоє́ * відда́вши на багатомані́тні торту́ри і му́ки від лю́тих ран, * богому́дрий Арте́мію, * не відступи́в ти від Христа́ * і рі́зьбленим божи́щам не прині́с же́ртви, * але́ терпі́в, як І́нший Стра́дник, * очі́куючи майбу́тніх воздая́нь * і безсме́ртної до́брої сла́ви!</w:t>
+        <w:t>Багатостражда́льне * і всетерпели́ве ті́ло твоє́ * відда́вши на багатомані́тні торту́ри і му́ки від лю́тих ран, * богому́дрий Арте́мію, * не відступи́в ти від Христа́ * і рі́зьбленим божи́щам не прині́с же́ртви, * але́ терпі́в, як І́нший Стра́дник, * очі́куючи майбу́тніх воздая́нь * і безсме́ртної до́брої сла́ви!</w:t>
       </w:r>
       <w:r>
         <w:rPr>
@@ -5369,7 +5344,7 @@
           <w:szCs w:val="24"/>
           <w:rtl w:val="0"/>
         </w:rPr>
-        <w:t xml:space="preserve">Розу́мне світи́ло ві́ри * – Арте́мія вшану́ймо, * бо він оска́ржив царя́ мер-зе́нного, * і кро́в’ю му́чеництва його́ Це́ркву Бог окри́в немо́в порфі́рою. * Тому́ й отри́мав він * неосла́бну благода́ть зці́лень, * щоб лікува́ти неду́-ги * тих, що ві́рно вдаю́ться * до ковче́гу моще́й його́.</w:t>
+        <w:t>Розу́мне світи́ло ві́ри * – Арте́мія вшану́ймо, * бо він оска́ржив царя́ мер-зе́нного, * і кро́в’ю му́чеництва його́ Це́ркву Бог окри́в немо́в порфі́рою. * Тому́ й отри́мав він * неосла́бну благода́ть зці́лень, * щоб лікува́ти неду́-ги * тих, що ві́рно вдаю́ться * до ковче́гу моще́й його́.</w:t>
       </w:r>
       <w:r>
         <w:rPr>
@@ -5577,7 +5552,7 @@
           <w:szCs w:val="24"/>
           <w:rtl w:val="0"/>
         </w:rPr>
-        <w:t xml:space="preserve">Добрий Чоловіколюбче Царю, що все благословляєш! Молимось тобі наполегливо, серцем сокрушеним і духом смиренним: Благослови наші входи і виходи, Христе, істинний Боже наш. Бо прихід твій і вознесіння, і пожиття з людьми завжди благословенне: нині і повсякчас, і на віки віків. Амінь.</w:t>
+        <w:t>Добрий Людинолюбче Царю, що все благословляєш! Молимось тобі наполегливо, серцем сокрушеним і духом смиренним: Благослови наші входи і виходи, Христе, істинний Боже наш. Бо прихід твій і вознесіння, і пожиття з людьми завжди благословенне: нині і повсякчас, і на віки віків. Амінь.</w:t>
       </w:r>
     </w:p>
     <w:p>
@@ -7412,7 +7387,7 @@
           <w:u w:val="single"/>
           <w:rtl w:val="0"/>
         </w:rPr>
-        <w:t xml:space="preserve">[Боже великий і вишній, в тебе одного є безсмертність і в світлі живеш недоступнім. Ти все створіння мудро створив, відокремив світло від темряви і сонце поклав, щоб правити днем, а місяць і зорі, щоб володіли ніччю, нас же грішних вчинив достойними і в теперішню годину стати перед твоїм обличчям, щоб тебе визнавати і принести тобі вечірнє славослов'я. Направ, Чоловіколюбче, молитву нашу, немов кадило, перед тобою і прийми її, як благовонний запах. Дай нам мирний цей вечір і близьку вже ніч; зодягни нас у броню світла; визволь нас від нічного страху і всякої речі, що в темряві з'являється, і дай сон, що його ти дарував на відпочинок нашій немічності, вільний від усякого маріння диявольського. Владико, давче добра, хай і на нашій постелі, бувши тобі милими, згадуємо вночі твоє ім'я і, просвічувані навчанням твоїх заповідей, встанемо в душевній радості до звеличування твоєї доброти, приносячи твоєму милосердю молитви і моління, за наші і всіх твоїх людей провини. Відвідай їх задля молитов святої Богородиці.]</w:t>
+        <w:t>[Боже великий і вишній, в тебе одного є безсмертність і в світлі живеш недоступнім. Ти все створіння мудро створив, відокремив світло від темряви і сонце поклав, щоб правити днем, а місяць і зорі, щоб володіли ніччю, нас же грішних вчинив достойними і в теперішню годину стати перед твоїм обличчям, щоб тебе визнавати і принести тобі вечірнє славослов'я. Направ, Людинолюбче, молитву нашу, немов кадило, перед тобою і прийми її, як благовонний запах. Дай нам мирний цей вечір і близьку вже ніч; зодягни нас у броню світла; визволь нас від нічного страху і всякої речі, що в темряві з'являється, і дай сон, що його ти дарував на відпочинок нашій немічності, вільний від усякого маріння диявольського. Владико, давче добра, хай і на нашій постелі, бувши тобі милими, згадуємо вночі твоє ім'я і, просвічувані навчанням твоїх заповідей, встанемо в душевній радості до звеличування твоєї доброти, приносячи твоєму милосердю молитви і моління, за наші і всіх твоїх людей провини. Відвідай їх задля молитов святої Богородиці.]</w:t>
       </w:r>
     </w:p>
     <w:p>
@@ -7671,49 +7646,374 @@
           <w:szCs w:val="24"/>
           <w:rtl w:val="0"/>
         </w:rPr>
-        <w:t xml:space="preserve"> Господи, Боже наш, що прихилив небо і зійшов на спасіння людського роду! Зглянься на слуг твоїх і на спадкоємство твоє, бо перед тобою, страшним і чоловіколюбним Суддею, слуги твої схилили свої голови і зігнули свої шиї, не від людей очікуючи допомоги, але на твою надіючись милість і твого очікуючи спасіння; тож оберігай їх повсякчасно, і в цей вечір, і в прийдешню ніч збережи від усякого ворога, і від будь-якого зазіхання диявольського, і від думок марних, і спогадів лукавих.</w:t>
-      </w:r>
-    </w:p>
-    <w:p>
-      <w:pPr>
-        <w:spacing w:after="120" w:lineRule="auto"/>
-        <w:rPr/>
-      </w:pPr>
-      <w:r>
-        <w:rPr>
-          <w:rFonts w:ascii="Times New Roman" w:cs="Times New Roman" w:eastAsia="Times New Roman" w:hAnsi="Times New Roman"/>
-          <w:i w:val="1"/>
-          <w:color w:val="ff0000"/>
-          <w:sz w:val="24"/>
-          <w:szCs w:val="24"/>
-          <w:rtl w:val="0"/>
-        </w:rPr>
-        <w:t xml:space="preserve">Священик:</w:t>
-      </w:r>
-      <w:r>
-        <w:rPr>
-          <w:rFonts w:ascii="Times New Roman" w:cs="Times New Roman" w:eastAsia="Times New Roman" w:hAnsi="Times New Roman"/>
-          <w:color w:val="ff0000"/>
-          <w:sz w:val="24"/>
-          <w:szCs w:val="24"/>
-          <w:rtl w:val="0"/>
+        <w:t xml:space="preserve"> Господи, Боже наш, що прихилив небо і зійшов на спасіння людського роду! Зглянься на слуг твоїх і на спадкоємство твоє, бо перед тобою, страшним і людинолюбним Суддею, слуги твої схилили свої голови і зігнули свої шиї, не від людей очікуючи допомоги, але на твою надіючись милість і твого очікуючи спасіння; тож оберігай їх повсякчасно, і в цей вечір, і в прийдешню ніч збережи від усякого ворога, і від будь-якого зазіхання диявольського, і від думок марних, і спогадів лукавих.</w:t>
+      </w:r>
+    </w:p>
+    <w:p>
+      <w:pPr>
+        <w:pStyle w:val="Normal"/>
+        <w:spacing w:after="120"/>
+      </w:pPr>
+      <w:r>
+        <w:rPr>
+          <w:rFonts w:ascii="Times New Roman" w:hAnsi="Times New Roman"/>
+          <w:i/>
+          <w:color w:val="FF0000"/>
+          <w:sz w:val="24"/>
+        </w:rPr>
+        <w:t>Священик:</w:t>
+      </w:r>
+      <w:r>
+        <w:rPr>
+          <w:rFonts w:ascii="Times New Roman" w:hAnsi="Times New Roman"/>
+          <w:color w:val="FF0000"/>
+          <w:sz w:val="24"/>
         </w:rPr>
         <w:t xml:space="preserve"> </w:t>
       </w:r>
       <w:r>
         <w:rPr>
-          <w:rFonts w:ascii="Times New Roman" w:cs="Times New Roman" w:eastAsia="Times New Roman" w:hAnsi="Times New Roman"/>
-          <w:color w:val="000000"/>
-          <w:sz w:val="24"/>
-          <w:szCs w:val="24"/>
-          <w:rtl w:val="0"/>
-        </w:rPr>
-        <w:t xml:space="preserve">Нехай буде влада царства Твого благословенна і дуже прославлена: Отця, і Сина, і Святого Духа, нині і повсякчас, і на віки віків.</w:t>
-      </w:r>
-      <w:r>
-        <w:rPr>
-          <w:rtl w:val="0"/>
-        </w:rPr>
+          <w:rFonts w:ascii="Times New Roman" w:hAnsi="Times New Roman"/>
+          <w:color w:val="000000"/>
+          <w:sz w:val="24"/>
+        </w:rPr>
+        <w:t>Нехай</w:t>
+      </w:r>
+      <w:r>
+        <w:rPr>
+          <w:rFonts w:ascii="Times New Roman" w:hAnsi="Times New Roman"/>
+          <w:color w:val="000000"/>
+          <w:sz w:val="24"/>
+        </w:rPr>
+        <w:t xml:space="preserve"> </w:t>
+      </w:r>
+      <w:r>
+        <w:rPr>
+          <w:rFonts w:ascii="Times New Roman" w:hAnsi="Times New Roman"/>
+          <w:color w:val="000000"/>
+          <w:sz w:val="24"/>
+        </w:rPr>
+        <w:t>буде</w:t>
+      </w:r>
+      <w:r>
+        <w:rPr>
+          <w:rFonts w:ascii="Times New Roman" w:hAnsi="Times New Roman"/>
+          <w:color w:val="000000"/>
+          <w:sz w:val="24"/>
+        </w:rPr>
+        <w:t xml:space="preserve"> </w:t>
+      </w:r>
+      <w:r>
+        <w:rPr>
+          <w:rFonts w:ascii="Times New Roman" w:hAnsi="Times New Roman"/>
+          <w:color w:val="000000"/>
+          <w:sz w:val="24"/>
+        </w:rPr>
+        <w:t>влада</w:t>
+      </w:r>
+      <w:r>
+        <w:rPr>
+          <w:rFonts w:ascii="Times New Roman" w:hAnsi="Times New Roman"/>
+          <w:color w:val="000000"/>
+          <w:sz w:val="24"/>
+        </w:rPr>
+        <w:t xml:space="preserve"> </w:t>
+      </w:r>
+      <w:r>
+        <w:rPr>
+          <w:rFonts w:ascii="Times New Roman" w:hAnsi="Times New Roman"/>
+          <w:color w:val="000000"/>
+          <w:sz w:val="24"/>
+        </w:rPr>
+        <w:t>царства</w:t>
+      </w:r>
+      <w:r>
+        <w:rPr>
+          <w:rFonts w:ascii="Times New Roman" w:hAnsi="Times New Roman"/>
+          <w:color w:val="000000"/>
+          <w:sz w:val="24"/>
+        </w:rPr>
+        <w:t xml:space="preserve"> </w:t>
+      </w:r>
+      <w:r>
+        <w:rPr>
+          <w:rFonts w:ascii="Times New Roman" w:hAnsi="Times New Roman"/>
+          <w:color w:val="000000"/>
+          <w:sz w:val="24"/>
+        </w:rPr>
+        <w:t>Твого</w:t>
+      </w:r>
+      <w:r>
+        <w:rPr>
+          <w:rFonts w:ascii="Times New Roman" w:hAnsi="Times New Roman"/>
+          <w:color w:val="000000"/>
+          <w:sz w:val="24"/>
+        </w:rPr>
+        <w:t xml:space="preserve"> </w:t>
+      </w:r>
+      <w:r>
+        <w:rPr>
+          <w:rFonts w:ascii="Times New Roman" w:hAnsi="Times New Roman"/>
+          <w:color w:val="000000"/>
+          <w:sz w:val="24"/>
+        </w:rPr>
+        <w:t>благословенна</w:t>
+      </w:r>
+      <w:r>
+        <w:rPr>
+          <w:rFonts w:ascii="Times New Roman" w:hAnsi="Times New Roman"/>
+          <w:color w:val="000000"/>
+          <w:sz w:val="24"/>
+        </w:rPr>
+        <w:t xml:space="preserve"> </w:t>
+      </w:r>
+      <w:r>
+        <w:rPr>
+          <w:rFonts w:ascii="Times New Roman" w:hAnsi="Times New Roman"/>
+          <w:color w:val="000000"/>
+          <w:sz w:val="24"/>
+        </w:rPr>
+        <w:t>і</w:t>
+      </w:r>
+      <w:r>
+        <w:rPr>
+          <w:rFonts w:ascii="Times New Roman" w:hAnsi="Times New Roman"/>
+          <w:color w:val="000000"/>
+          <w:sz w:val="24"/>
+        </w:rPr>
+        <w:t xml:space="preserve"> </w:t>
+      </w:r>
+      <w:r>
+        <w:rPr>
+          <w:rFonts w:ascii="Times New Roman" w:hAnsi="Times New Roman"/>
+          <w:color w:val="000000"/>
+          <w:sz w:val="24"/>
+        </w:rPr>
+        <w:t>дуже</w:t>
+      </w:r>
+      <w:r>
+        <w:rPr>
+          <w:rFonts w:ascii="Times New Roman" w:hAnsi="Times New Roman"/>
+          <w:color w:val="000000"/>
+          <w:sz w:val="24"/>
+        </w:rPr>
+        <w:t xml:space="preserve"> </w:t>
+      </w:r>
+      <w:r>
+        <w:rPr>
+          <w:rFonts w:ascii="Times New Roman" w:hAnsi="Times New Roman"/>
+          <w:color w:val="000000"/>
+          <w:sz w:val="24"/>
+        </w:rPr>
+        <w:t>прославлена:</w:t>
+      </w:r>
+      <w:r>
+        <w:rPr>
+          <w:rFonts w:ascii="Times New Roman" w:hAnsi="Times New Roman"/>
+          <w:color w:val="000000"/>
+          <w:sz w:val="24"/>
+        </w:rPr>
+        <w:t xml:space="preserve"> </w:t>
+      </w:r>
+      <w:r>
+        <w:rPr>
+          <w:rFonts w:ascii="Times New Roman" w:hAnsi="Times New Roman"/>
+          <w:color w:val="000000"/>
+          <w:sz w:val="24"/>
+        </w:rPr>
+        <w:t>Отця,</w:t>
+      </w:r>
+      <w:r>
+        <w:rPr>
+          <w:rFonts w:ascii="Times New Roman" w:hAnsi="Times New Roman"/>
+          <w:color w:val="000000"/>
+          <w:sz w:val="24"/>
+        </w:rPr>
+        <w:t xml:space="preserve"> </w:t>
+      </w:r>
+      <w:r>
+        <w:rPr>
+          <w:rFonts w:ascii="Times New Roman" w:hAnsi="Times New Roman"/>
+          <w:color w:val="000000"/>
+          <w:sz w:val="24"/>
+        </w:rPr>
+        <w:t>і</w:t>
+      </w:r>
+      <w:r>
+        <w:rPr>
+          <w:rFonts w:ascii="Times New Roman" w:hAnsi="Times New Roman"/>
+          <w:color w:val="000000"/>
+          <w:sz w:val="24"/>
+        </w:rPr>
+        <w:t xml:space="preserve"> </w:t>
+      </w:r>
+      <w:r>
+        <w:rPr>
+          <w:rFonts w:ascii="Times New Roman" w:hAnsi="Times New Roman"/>
+          <w:color w:val="000000"/>
+          <w:sz w:val="24"/>
+        </w:rPr>
+        <w:t>Сина,</w:t>
+      </w:r>
+      <w:r>
+        <w:rPr>
+          <w:rFonts w:ascii="Times New Roman" w:hAnsi="Times New Roman"/>
+          <w:color w:val="000000"/>
+          <w:sz w:val="24"/>
+        </w:rPr>
+        <w:t xml:space="preserve"> </w:t>
+      </w:r>
+      <w:r>
+        <w:rPr>
+          <w:rFonts w:ascii="Times New Roman" w:hAnsi="Times New Roman"/>
+          <w:color w:val="000000"/>
+          <w:sz w:val="24"/>
+        </w:rPr>
+        <w:t>і</w:t>
+      </w:r>
+      <w:r>
+        <w:rPr>
+          <w:rFonts w:ascii="Times New Roman" w:hAnsi="Times New Roman"/>
+          <w:color w:val="000000"/>
+          <w:sz w:val="24"/>
+        </w:rPr>
+        <w:t xml:space="preserve"> </w:t>
+      </w:r>
+      <w:r>
+        <w:rPr>
+          <w:rFonts w:ascii="Times New Roman" w:hAnsi="Times New Roman"/>
+          <w:color w:val="000000"/>
+          <w:sz w:val="24"/>
+        </w:rPr>
+        <w:t>Святого</w:t>
+      </w:r>
+      <w:r>
+        <w:rPr>
+          <w:rFonts w:ascii="Times New Roman" w:hAnsi="Times New Roman"/>
+          <w:color w:val="000000"/>
+          <w:sz w:val="24"/>
+        </w:rPr>
+        <w:t xml:space="preserve"> </w:t>
+      </w:r>
+      <w:r>
+        <w:rPr>
+          <w:rFonts w:ascii="Times New Roman" w:hAnsi="Times New Roman"/>
+          <w:color w:val="000000"/>
+          <w:sz w:val="24"/>
+        </w:rPr>
+        <w:t>Духа,</w:t>
+      </w:r>
+      <w:r>
+        <w:rPr>
+          <w:rFonts w:ascii="Times New Roman" w:hAnsi="Times New Roman"/>
+          <w:color w:val="000000"/>
+          <w:sz w:val="24"/>
+        </w:rPr>
+        <w:t xml:space="preserve"> </w:t>
+      </w:r>
+      <w:r>
+        <w:rPr>
+          <w:rFonts w:ascii="Times New Roman" w:hAnsi="Times New Roman"/>
+          <w:color w:val="000000"/>
+          <w:sz w:val="24"/>
+        </w:rPr>
+        <w:t>нині</w:t>
+      </w:r>
+      <w:r>
+        <w:rPr>
+          <w:rFonts w:ascii="Times New Roman" w:hAnsi="Times New Roman"/>
+          <w:color w:val="000000"/>
+          <w:sz w:val="24"/>
+        </w:rPr>
+        <w:t xml:space="preserve"> </w:t>
+      </w:r>
+      <w:r>
+        <w:rPr>
+          <w:rFonts w:ascii="Times New Roman" w:hAnsi="Times New Roman"/>
+          <w:color w:val="000000"/>
+          <w:sz w:val="24"/>
+        </w:rPr>
+        <w:t>і</w:t>
+      </w:r>
+      <w:r>
+        <w:rPr>
+          <w:rFonts w:ascii="Times New Roman" w:hAnsi="Times New Roman"/>
+          <w:color w:val="000000"/>
+          <w:sz w:val="24"/>
+        </w:rPr>
+        <w:t xml:space="preserve"> </w:t>
+      </w:r>
+      <w:r>
+        <w:rPr>
+          <w:rFonts w:ascii="Times New Roman" w:hAnsi="Times New Roman"/>
+          <w:color w:val="000000"/>
+          <w:sz w:val="24"/>
+        </w:rPr>
+        <w:t>повсякчас,</w:t>
+      </w:r>
+      <w:r>
+        <w:rPr>
+          <w:rFonts w:ascii="Times New Roman" w:hAnsi="Times New Roman"/>
+          <w:color w:val="000000"/>
+          <w:sz w:val="24"/>
+        </w:rPr>
+        <w:t xml:space="preserve"> </w:t>
+      </w:r>
+      <w:r>
+        <w:rPr>
+          <w:rFonts w:ascii="Times New Roman" w:hAnsi="Times New Roman"/>
+          <w:color w:val="000000"/>
+          <w:sz w:val="24"/>
+        </w:rPr>
+        <w:t>і</w:t>
+      </w:r>
+      <w:r>
+        <w:rPr>
+          <w:rFonts w:ascii="Times New Roman" w:hAnsi="Times New Roman"/>
+          <w:color w:val="000000"/>
+          <w:sz w:val="24"/>
+        </w:rPr>
+        <w:t xml:space="preserve"> </w:t>
+      </w:r>
+      <w:r>
+        <w:rPr>
+          <w:rFonts w:ascii="Times New Roman" w:hAnsi="Times New Roman"/>
+          <w:color w:val="000000"/>
+          <w:sz w:val="24"/>
+        </w:rPr>
+        <w:t>на</w:t>
+      </w:r>
+      <w:r>
+        <w:rPr>
+          <w:rFonts w:ascii="Times New Roman" w:hAnsi="Times New Roman"/>
+          <w:color w:val="000000"/>
+          <w:sz w:val="24"/>
+        </w:rPr>
+        <w:t xml:space="preserve"> </w:t>
+      </w:r>
+      <w:r>
+        <w:rPr>
+          <w:rFonts w:ascii="Times New Roman" w:hAnsi="Times New Roman"/>
+          <w:color w:val="000000"/>
+          <w:sz w:val="24"/>
+        </w:rPr>
+        <w:t>віки</w:t>
+      </w:r>
+      <w:r>
+        <w:rPr>
+          <w:rFonts w:ascii="Times New Roman" w:hAnsi="Times New Roman"/>
+          <w:color w:val="000000"/>
+          <w:sz w:val="24"/>
+        </w:rPr>
+        <w:t xml:space="preserve"> </w:t>
+      </w:r>
+      <w:r>
+        <w:rPr>
+          <w:rFonts w:ascii="Times New Roman" w:hAnsi="Times New Roman"/>
+          <w:color w:val="000000"/>
+          <w:sz w:val="24"/>
+        </w:rPr>
+        <w:t>віків.</w:t>
       </w:r>
     </w:p>
     <w:p>
@@ -7815,7 +8115,7 @@
           <w:szCs w:val="24"/>
           <w:rtl w:val="0"/>
         </w:rPr>
-        <w:t xml:space="preserve"> Тебе, Спаса Христа, що тіло прийняв і не розлучився від небес,* голосами й піснями величаємо.* Бо хрест і смерть ти прийняв за рід наш як чоловіколюбний Господь,* і скинувши адські ворота, третього дня воскрес ти,* спасаючи душі наші.</w:t>
+        <w:t xml:space="preserve"> Тебе, Спаса Христа, що тіло прийняв і не розлучився від небес,* голосами й піснями величаємо.* Бо хрест і смерть ти прийняв за рід наш як людинолюбний Господь,* і скинувши адські ворота, третього дня воскрес ти,* спасаючи душі наші.</w:t>
       </w:r>
     </w:p>
     <w:p>
@@ -7941,7 +8241,7 @@
           <w:szCs w:val="24"/>
           <w:rtl w:val="0"/>
         </w:rPr>
-        <w:t xml:space="preserve">Дивне твоє, Чоловіколюбче, розп'яття і схід до аду!* Бо ти полонив його і воскресив з собою колишніх в'язнів;* як Бог, відкривши рай, вчинив їх гідними його осягнути.* Тому й нам, що славимо твоє на третій день воскресіння,* дай очищення гріхів і зволь нам стати жителями раю,* як єдиний добросердий.</w:t>
+        <w:t>Дивне твоє, Людинолюбче, розп'яття і схід до аду!* Бо ти полонив його і воскресив з собою колишніх в'язнів;* як Бог, відкривши рай, вчинив їх гідними його осягнути.* Тому й нам, що славимо твоє на третій день воскресіння,* дай очищення гріхів і зволь нам стати жителями раю,* як єдиний добросердий.</w:t>
       </w:r>
     </w:p>
     <w:p>
@@ -8004,7 +8304,7 @@
           <w:szCs w:val="24"/>
           <w:rtl w:val="0"/>
         </w:rPr>
-        <w:t xml:space="preserve">Ти, Чоловіколюбче, що задля нас прийняв тілесні страсті* і воскрес на третій день з мертвих,* злікуй наші тілесні пристрасті,* підведи з тяжких прогріхів, і спаси нас!</w:t>
+        <w:t>Ти, Людинолюбче, що задля нас прийняв тілесні страсті* і воскрес на третій день з мертвих,* злікуй наші тілесні пристрасті,* підведи з тяжких прогріхів, і спаси нас!</w:t>
       </w:r>
     </w:p>
     <w:p>
@@ -8078,82 +8378,432 @@
     </w:p>
     <w:p>
       <w:pPr>
-        <w:spacing w:after="120" w:lineRule="auto"/>
-        <w:jc w:val="both"/>
-        <w:rPr>
-          <w:rFonts w:ascii="Times New Roman" w:cs="Times New Roman" w:eastAsia="Times New Roman" w:hAnsi="Times New Roman"/>
-          <w:sz w:val="24"/>
-          <w:szCs w:val="24"/>
-        </w:rPr>
-      </w:pPr>
-      <w:r>
-        <w:rPr>
-          <w:rFonts w:ascii="Times New Roman" w:cs="Times New Roman" w:eastAsia="Times New Roman" w:hAnsi="Times New Roman"/>
-          <w:sz w:val="24"/>
-          <w:szCs w:val="24"/>
-          <w:rtl w:val="0"/>
-        </w:rPr>
-        <w:t xml:space="preserve">Нині відпускаєш слугу твого, Владико,* за твоїм словом у мирі. </w:t>
-      </w:r>
-    </w:p>
-    <w:p>
-      <w:pPr>
-        <w:spacing w:after="120" w:lineRule="auto"/>
-        <w:jc w:val="both"/>
-        <w:rPr>
-          <w:rFonts w:ascii="Times New Roman" w:cs="Times New Roman" w:eastAsia="Times New Roman" w:hAnsi="Times New Roman"/>
-          <w:sz w:val="24"/>
-          <w:szCs w:val="24"/>
-        </w:rPr>
-      </w:pPr>
-      <w:r>
-        <w:rPr>
-          <w:rFonts w:ascii="Times New Roman" w:cs="Times New Roman" w:eastAsia="Times New Roman" w:hAnsi="Times New Roman"/>
-          <w:sz w:val="24"/>
-          <w:szCs w:val="24"/>
-          <w:rtl w:val="0"/>
-        </w:rPr>
-        <w:t xml:space="preserve">Бо побачили очі мої* спасіння твоє, </w:t>
-      </w:r>
-    </w:p>
-    <w:p>
-      <w:pPr>
-        <w:spacing w:after="120" w:lineRule="auto"/>
-        <w:jc w:val="both"/>
-        <w:rPr>
-          <w:rFonts w:ascii="Times New Roman" w:cs="Times New Roman" w:eastAsia="Times New Roman" w:hAnsi="Times New Roman"/>
-          <w:sz w:val="24"/>
-          <w:szCs w:val="24"/>
-        </w:rPr>
-      </w:pPr>
-      <w:r>
-        <w:rPr>
-          <w:rFonts w:ascii="Times New Roman" w:cs="Times New Roman" w:eastAsia="Times New Roman" w:hAnsi="Times New Roman"/>
-          <w:sz w:val="24"/>
-          <w:szCs w:val="24"/>
-          <w:rtl w:val="0"/>
-        </w:rPr>
-        <w:t xml:space="preserve">Що приготував ти* перед усіма народами. </w:t>
-      </w:r>
-    </w:p>
-    <w:p>
-      <w:pPr>
-        <w:spacing w:after="120" w:lineRule="auto"/>
-        <w:rPr/>
-      </w:pPr>
-      <w:r>
-        <w:rPr>
-          <w:rFonts w:ascii="Times New Roman" w:cs="Times New Roman" w:eastAsia="Times New Roman" w:hAnsi="Times New Roman"/>
-          <w:sz w:val="24"/>
-          <w:szCs w:val="24"/>
-          <w:rtl w:val="0"/>
-        </w:rPr>
-        <w:t xml:space="preserve">Світло на просвіту поганам,* і славу люду твого, Ізраїля.</w:t>
-      </w:r>
-      <w:r>
-        <w:rPr>
-          <w:rtl w:val="0"/>
-        </w:rPr>
+        <w:pStyle w:val="Normal"/>
+        <w:spacing w:after="120"/>
+      </w:pPr>
+      <w:r>
+        <w:rPr>
+          <w:rFonts w:ascii="Times New Roman" w:hAnsi="Times New Roman"/>
+          <w:sz w:val="24"/>
+        </w:rPr>
+        <w:t>Ни́ні</w:t>
+      </w:r>
+      <w:r>
+        <w:rPr>
+          <w:rFonts w:ascii="Times New Roman" w:hAnsi="Times New Roman"/>
+          <w:sz w:val="24"/>
+        </w:rPr>
+        <w:t xml:space="preserve"> </w:t>
+      </w:r>
+      <w:r>
+        <w:rPr>
+          <w:rFonts w:ascii="Times New Roman" w:hAnsi="Times New Roman"/>
+          <w:sz w:val="24"/>
+        </w:rPr>
+        <w:t>відпуска́єш</w:t>
+      </w:r>
+      <w:r>
+        <w:rPr>
+          <w:rFonts w:ascii="Times New Roman" w:hAnsi="Times New Roman"/>
+          <w:sz w:val="24"/>
+        </w:rPr>
+        <w:t xml:space="preserve"> </w:t>
+      </w:r>
+      <w:r>
+        <w:rPr>
+          <w:rFonts w:ascii="Times New Roman" w:hAnsi="Times New Roman"/>
+          <w:sz w:val="24"/>
+        </w:rPr>
+        <w:t>слугу́</w:t>
+      </w:r>
+      <w:r>
+        <w:rPr>
+          <w:rFonts w:ascii="Times New Roman" w:hAnsi="Times New Roman"/>
+          <w:sz w:val="24"/>
+        </w:rPr>
+        <w:t xml:space="preserve"> </w:t>
+      </w:r>
+      <w:r>
+        <w:rPr>
+          <w:rFonts w:ascii="Times New Roman" w:hAnsi="Times New Roman"/>
+          <w:sz w:val="24"/>
+        </w:rPr>
+        <w:t>Твого́,</w:t>
+      </w:r>
+      <w:r>
+        <w:rPr>
+          <w:rFonts w:ascii="Times New Roman" w:hAnsi="Times New Roman"/>
+          <w:sz w:val="24"/>
+        </w:rPr>
+        <w:t xml:space="preserve"> </w:t>
+      </w:r>
+      <w:r>
+        <w:rPr>
+          <w:rFonts w:ascii="Times New Roman" w:hAnsi="Times New Roman"/>
+          <w:sz w:val="24"/>
+        </w:rPr>
+        <w:t>Влади́ко,*</w:t>
+      </w:r>
+      <w:r>
+        <w:rPr>
+          <w:rFonts w:ascii="Times New Roman" w:hAnsi="Times New Roman"/>
+          <w:sz w:val="24"/>
+        </w:rPr>
+        <w:t xml:space="preserve"> </w:t>
+      </w:r>
+      <w:r>
+        <w:rPr>
+          <w:rFonts w:ascii="Times New Roman" w:hAnsi="Times New Roman"/>
+          <w:sz w:val="24"/>
+        </w:rPr>
+        <w:t>за</w:t>
+      </w:r>
+      <w:r>
+        <w:rPr>
+          <w:rFonts w:ascii="Times New Roman" w:hAnsi="Times New Roman"/>
+          <w:sz w:val="24"/>
+        </w:rPr>
+        <w:t xml:space="preserve"> </w:t>
+      </w:r>
+      <w:r>
+        <w:rPr>
+          <w:rFonts w:ascii="Times New Roman" w:hAnsi="Times New Roman"/>
+          <w:sz w:val="24"/>
+        </w:rPr>
+        <w:t>Твої́м</w:t>
+      </w:r>
+      <w:r>
+        <w:rPr>
+          <w:rFonts w:ascii="Times New Roman" w:hAnsi="Times New Roman"/>
+          <w:sz w:val="24"/>
+        </w:rPr>
+        <w:t xml:space="preserve"> </w:t>
+      </w:r>
+      <w:r>
+        <w:rPr>
+          <w:rFonts w:ascii="Times New Roman" w:hAnsi="Times New Roman"/>
+          <w:sz w:val="24"/>
+        </w:rPr>
+        <w:t>сло́вом</w:t>
+      </w:r>
+      <w:r>
+        <w:rPr>
+          <w:rFonts w:ascii="Times New Roman" w:hAnsi="Times New Roman"/>
+          <w:sz w:val="24"/>
+        </w:rPr>
+        <w:t xml:space="preserve"> </w:t>
+      </w:r>
+      <w:r>
+        <w:rPr>
+          <w:rFonts w:ascii="Times New Roman" w:hAnsi="Times New Roman"/>
+          <w:sz w:val="24"/>
+        </w:rPr>
+        <w:t>у</w:t>
+      </w:r>
+      <w:r>
+        <w:rPr>
+          <w:rFonts w:ascii="Times New Roman" w:hAnsi="Times New Roman"/>
+          <w:sz w:val="24"/>
+        </w:rPr>
+        <w:t xml:space="preserve"> </w:t>
+      </w:r>
+      <w:r>
+        <w:rPr>
+          <w:rFonts w:ascii="Times New Roman" w:hAnsi="Times New Roman"/>
+          <w:sz w:val="24"/>
+        </w:rPr>
+        <w:t>ми́рі.</w:t>
+      </w:r>
+    </w:p>
+    <w:p>
+      <w:pPr>
+        <w:pStyle w:val="Normal"/>
+        <w:spacing w:after="120"/>
+      </w:pPr>
+      <w:r>
+        <w:rPr>
+          <w:rFonts w:ascii="Times New Roman" w:hAnsi="Times New Roman"/>
+          <w:sz w:val="24"/>
+        </w:rPr>
+        <w:t>Бо</w:t>
+      </w:r>
+      <w:r>
+        <w:rPr>
+          <w:rFonts w:ascii="Times New Roman" w:hAnsi="Times New Roman"/>
+          <w:sz w:val="24"/>
+        </w:rPr>
+        <w:t xml:space="preserve"> </w:t>
+      </w:r>
+      <w:r>
+        <w:rPr>
+          <w:rFonts w:ascii="Times New Roman" w:hAnsi="Times New Roman"/>
+          <w:sz w:val="24"/>
+        </w:rPr>
+        <w:t>поба́чили</w:t>
+      </w:r>
+      <w:r>
+        <w:rPr>
+          <w:rFonts w:ascii="Times New Roman" w:hAnsi="Times New Roman"/>
+          <w:sz w:val="24"/>
+        </w:rPr>
+        <w:t xml:space="preserve"> </w:t>
+      </w:r>
+      <w:r>
+        <w:rPr>
+          <w:rFonts w:ascii="Times New Roman" w:hAnsi="Times New Roman"/>
+          <w:sz w:val="24"/>
+        </w:rPr>
+        <w:t>о́чі</w:t>
+      </w:r>
+      <w:r>
+        <w:rPr>
+          <w:rFonts w:ascii="Times New Roman" w:hAnsi="Times New Roman"/>
+          <w:sz w:val="24"/>
+        </w:rPr>
+        <w:t xml:space="preserve"> </w:t>
+      </w:r>
+      <w:r>
+        <w:rPr>
+          <w:rFonts w:ascii="Times New Roman" w:hAnsi="Times New Roman"/>
+          <w:sz w:val="24"/>
+        </w:rPr>
+        <w:t>мої́*</w:t>
+      </w:r>
+      <w:r>
+        <w:rPr>
+          <w:rFonts w:ascii="Times New Roman" w:hAnsi="Times New Roman"/>
+          <w:sz w:val="24"/>
+        </w:rPr>
+        <w:t xml:space="preserve"> </w:t>
+      </w:r>
+      <w:r>
+        <w:rPr>
+          <w:rFonts w:ascii="Times New Roman" w:hAnsi="Times New Roman"/>
+          <w:sz w:val="24"/>
+        </w:rPr>
+        <w:t>спасі́ння</w:t>
+      </w:r>
+      <w:r>
+        <w:rPr>
+          <w:rFonts w:ascii="Times New Roman" w:hAnsi="Times New Roman"/>
+          <w:sz w:val="24"/>
+        </w:rPr>
+        <w:t xml:space="preserve"> </w:t>
+      </w:r>
+      <w:r>
+        <w:rPr>
+          <w:rFonts w:ascii="Times New Roman" w:hAnsi="Times New Roman"/>
+          <w:sz w:val="24"/>
+        </w:rPr>
+        <w:t>Твоє́;</w:t>
+      </w:r>
+    </w:p>
+    <w:p>
+      <w:pPr>
+        <w:pStyle w:val="Normal"/>
+        <w:spacing w:after="120"/>
+      </w:pPr>
+      <w:r>
+        <w:rPr>
+          <w:rFonts w:ascii="Times New Roman" w:hAnsi="Times New Roman"/>
+          <w:sz w:val="24"/>
+        </w:rPr>
+        <w:t>Що</w:t>
+      </w:r>
+      <w:r>
+        <w:rPr>
+          <w:rFonts w:ascii="Times New Roman" w:hAnsi="Times New Roman"/>
+          <w:sz w:val="24"/>
+        </w:rPr>
+        <w:t xml:space="preserve"> </w:t>
+      </w:r>
+      <w:r>
+        <w:rPr>
+          <w:rFonts w:ascii="Times New Roman" w:hAnsi="Times New Roman"/>
+          <w:sz w:val="24"/>
+        </w:rPr>
+        <w:t>приготува́в</w:t>
+      </w:r>
+      <w:r>
+        <w:rPr>
+          <w:rFonts w:ascii="Times New Roman" w:hAnsi="Times New Roman"/>
+          <w:sz w:val="24"/>
+        </w:rPr>
+        <w:t xml:space="preserve"> </w:t>
+      </w:r>
+      <w:r>
+        <w:rPr>
+          <w:rFonts w:ascii="Times New Roman" w:hAnsi="Times New Roman"/>
+          <w:sz w:val="24"/>
+        </w:rPr>
+        <w:t>Ти*</w:t>
+      </w:r>
+      <w:r>
+        <w:rPr>
+          <w:rFonts w:ascii="Times New Roman" w:hAnsi="Times New Roman"/>
+          <w:sz w:val="24"/>
+        </w:rPr>
+        <w:t xml:space="preserve"> </w:t>
+      </w:r>
+      <w:r>
+        <w:rPr>
+          <w:rFonts w:ascii="Times New Roman" w:hAnsi="Times New Roman"/>
+          <w:sz w:val="24"/>
+        </w:rPr>
+        <w:t>пе́ред</w:t>
+      </w:r>
+      <w:r>
+        <w:rPr>
+          <w:rFonts w:ascii="Times New Roman" w:hAnsi="Times New Roman"/>
+          <w:sz w:val="24"/>
+        </w:rPr>
+        <w:t xml:space="preserve"> </w:t>
+      </w:r>
+      <w:r>
+        <w:rPr>
+          <w:rFonts w:ascii="Times New Roman" w:hAnsi="Times New Roman"/>
+          <w:sz w:val="24"/>
+        </w:rPr>
+        <w:t>усіма́</w:t>
+      </w:r>
+      <w:r>
+        <w:rPr>
+          <w:rFonts w:ascii="Times New Roman" w:hAnsi="Times New Roman"/>
+          <w:sz w:val="24"/>
+        </w:rPr>
+        <w:t xml:space="preserve"> </w:t>
+      </w:r>
+      <w:r>
+        <w:rPr>
+          <w:rFonts w:ascii="Times New Roman" w:hAnsi="Times New Roman"/>
+          <w:sz w:val="24"/>
+        </w:rPr>
+        <w:t>наро́дами;</w:t>
+      </w:r>
+    </w:p>
+    <w:p>
+      <w:pPr>
+        <w:pStyle w:val="Normal"/>
+        <w:spacing w:after="120"/>
+      </w:pPr>
+      <w:r>
+        <w:rPr>
+          <w:rFonts w:ascii="Times New Roman" w:hAnsi="Times New Roman"/>
+          <w:sz w:val="24"/>
+        </w:rPr>
+        <w:t>Сві́тло</w:t>
+      </w:r>
+      <w:r>
+        <w:rPr>
+          <w:rFonts w:ascii="Times New Roman" w:hAnsi="Times New Roman"/>
+          <w:sz w:val="24"/>
+        </w:rPr>
+        <w:t xml:space="preserve"> </w:t>
+      </w:r>
+      <w:r>
+        <w:rPr>
+          <w:rFonts w:ascii="Times New Roman" w:hAnsi="Times New Roman"/>
+          <w:sz w:val="24"/>
+        </w:rPr>
+        <w:t>на</w:t>
+      </w:r>
+      <w:r>
+        <w:rPr>
+          <w:rFonts w:ascii="Times New Roman" w:hAnsi="Times New Roman"/>
+          <w:sz w:val="24"/>
+        </w:rPr>
+        <w:t xml:space="preserve"> </w:t>
+      </w:r>
+      <w:r>
+        <w:rPr>
+          <w:rFonts w:ascii="Times New Roman" w:hAnsi="Times New Roman"/>
+          <w:sz w:val="24"/>
+        </w:rPr>
+        <w:t>просві́ту</w:t>
+      </w:r>
+      <w:r>
+        <w:rPr>
+          <w:rFonts w:ascii="Times New Roman" w:hAnsi="Times New Roman"/>
+          <w:sz w:val="24"/>
+        </w:rPr>
+        <w:t xml:space="preserve"> </w:t>
+      </w:r>
+      <w:r>
+        <w:rPr>
+          <w:rFonts w:ascii="Times New Roman" w:hAnsi="Times New Roman"/>
+          <w:sz w:val="24"/>
+        </w:rPr>
+        <w:t>пога́нам,*</w:t>
+      </w:r>
+      <w:r>
+        <w:rPr>
+          <w:rFonts w:ascii="Times New Roman" w:hAnsi="Times New Roman"/>
+          <w:sz w:val="24"/>
+        </w:rPr>
+        <w:t xml:space="preserve"> </w:t>
+      </w:r>
+      <w:r>
+        <w:rPr>
+          <w:rFonts w:ascii="Times New Roman" w:hAnsi="Times New Roman"/>
+          <w:sz w:val="24"/>
+        </w:rPr>
+        <w:t>і</w:t>
+      </w:r>
+      <w:r>
+        <w:rPr>
+          <w:rFonts w:ascii="Times New Roman" w:hAnsi="Times New Roman"/>
+          <w:sz w:val="24"/>
+        </w:rPr>
+        <w:t xml:space="preserve"> </w:t>
+      </w:r>
+      <w:r>
+        <w:rPr>
+          <w:rFonts w:ascii="Times New Roman" w:hAnsi="Times New Roman"/>
+          <w:sz w:val="24"/>
+        </w:rPr>
+        <w:t>сла́ву</w:t>
+      </w:r>
+      <w:r>
+        <w:rPr>
+          <w:rFonts w:ascii="Times New Roman" w:hAnsi="Times New Roman"/>
+          <w:sz w:val="24"/>
+        </w:rPr>
+        <w:t xml:space="preserve"> </w:t>
+      </w:r>
+      <w:r>
+        <w:rPr>
+          <w:rFonts w:ascii="Times New Roman" w:hAnsi="Times New Roman"/>
+          <w:sz w:val="24"/>
+        </w:rPr>
+        <w:t>лю́ду</w:t>
+      </w:r>
+      <w:r>
+        <w:rPr>
+          <w:rFonts w:ascii="Times New Roman" w:hAnsi="Times New Roman"/>
+          <w:sz w:val="24"/>
+        </w:rPr>
+        <w:t xml:space="preserve"> </w:t>
+      </w:r>
+      <w:r>
+        <w:rPr>
+          <w:rFonts w:ascii="Times New Roman" w:hAnsi="Times New Roman"/>
+          <w:sz w:val="24"/>
+        </w:rPr>
+        <w:t>Твого́,</w:t>
+      </w:r>
+      <w:r>
+        <w:rPr>
+          <w:rFonts w:ascii="Times New Roman" w:hAnsi="Times New Roman"/>
+          <w:sz w:val="24"/>
+        </w:rPr>
+        <w:t xml:space="preserve"> </w:t>
+      </w:r>
+      <w:r>
+        <w:rPr>
+          <w:rFonts w:ascii="Times New Roman" w:hAnsi="Times New Roman"/>
+          <w:sz w:val="24"/>
+        </w:rPr>
+        <w:t>Ізра́їля.</w:t>
       </w:r>
     </w:p>
     <w:p>
@@ -10513,7 +11163,7 @@
           <w:szCs w:val="24"/>
           <w:rtl w:val="0"/>
         </w:rPr>
-        <w:t xml:space="preserve">Мене залічено до тих, що сходять у яму.* Я став як чоловік, що допомоги не має.</w:t>
+        <w:t>Мене залічено до тих, що сходять у яму.* Я став як людина, що допомоги не має.</w:t>
       </w:r>
     </w:p>
     <w:p>
@@ -11985,7 +12635,7 @@
           <w:szCs w:val="24"/>
           <w:rtl w:val="0"/>
         </w:rPr>
-        <w:t xml:space="preserve"> Господи, Боже наш! Ти за покаяння дарував людям відпущення, нам же, як образ пізнання і визнання гріхів, показав покаяння і прощення пророка Давида. Тож, Владико, помилуй з великої милости твоєї нас, що в чимало великих гріхів впали, і по багатстві ласк твоїх очисти беззаконня наші, бо перед тобою згрішили ми, Господи, що невідомі й таємні речі серця людського знаєш, і єдиний ти маєш владу прощати гріхи. Серце ж чисте вчини в нас і Духом владичним утверди нас, і радість спасіння твого яви нам. Не відкинь нас від лиця твого, але дозволь, як Добрий і Чоловіколюбець, аж до останнього нашого віддиху появляти тобі жертву справедливости й приноси на святих твоїх жертовниках, милістю і ласками і чоловіколюб'ям єдинородного Сина твого, з яким ти є благословенний з пресвятим, добрим і животворящим твоїм Духом, нині й повсякчас, і на віки віків. Амінь.</w:t>
+        <w:t xml:space="preserve"> Господи, Боже наш! Ти за покаяння дарував людям відпущення, нам же, як образ пізнання і визнання гріхів, показав покаяння і прощення пророка Давида. Тож, Владико, помилуй з великої милости твоєї нас, що в чимало великих гріхів впали, і по багатстві ласк твоїх очисти беззаконня наші, бо перед тобою згрішили ми, Господи, що невідомі й таємні речі серця людського знаєш, і єдиний ти маєш владу прощати гріхи. Серце ж чисте вчини в нас і Духом владичним утверди нас, і радість спасіння твого яви нам. Не відкинь нас від лиця твого, але дозволь, як Добрий і Людинолюбець, аж до останнього нашого віддиху появляти тобі жертву справедливости й приноси на святих твоїх жертовниках, милістю і ласками і людинолюб'ям єдинородного Сина твого, з яким ти є благословенний з пресвятим, добрим і животворящим твоїм Духом, нині й повсякчас, і на віки віків. Амінь.</w:t>
       </w:r>
     </w:p>
     <w:p>
@@ -15118,7 +15768,7 @@
           <w:szCs w:val="24"/>
           <w:rtl w:val="0"/>
         </w:rPr>
-        <w:t xml:space="preserve">: Життєдавця породивши, ти, Діво,* Адама з гріха визволила,* Єві радість замість смутку подала,* а відпалих від життя повернув до нього той,* що з тебе тіло прийняв – Бог і чоловік.</w:t>
+        <w:t>: Життєдавця породивши, ти, Діво,* Адама з гріха визволила,* Єві радість замість смутку подала,* а відпалих від життя повернув до нього той,* що з тебе тіло прийняв – Бог і людина.</w:t>
       </w:r>
     </w:p>
     <w:p>
@@ -16335,34 +16985,465 @@
     </w:p>
     <w:p>
       <w:pPr>
-        <w:spacing w:after="120" w:lineRule="auto"/>
-        <w:rPr/>
-      </w:pPr>
-      <w:r>
-        <w:rPr>
-          <w:rFonts w:ascii="Times New Roman" w:cs="Times New Roman" w:eastAsia="Times New Roman" w:hAnsi="Times New Roman"/>
-          <w:i w:val="1"/>
-          <w:color w:val="ff0000"/>
-          <w:sz w:val="24"/>
-          <w:szCs w:val="24"/>
-          <w:rtl w:val="0"/>
-        </w:rPr>
-        <w:t xml:space="preserve">Священик:</w:t>
-      </w:r>
-      <w:r>
-        <w:rPr>
-          <w:rFonts w:ascii="Times New Roman" w:cs="Times New Roman" w:eastAsia="Times New Roman" w:hAnsi="Times New Roman"/>
-          <w:color w:val="000000"/>
-          <w:sz w:val="24"/>
-          <w:szCs w:val="24"/>
-          <w:rtl w:val="0"/>
-        </w:rPr>
-        <w:t xml:space="preserve"> Бо Ти святий єси, Боже наш, і в святині перебуваєш, і ми Тобі славу віддаємо: Отцю, і Сину, і Святому Духові, нині і повсякчас, і на віки віків.</w:t>
-      </w:r>
-      <w:r>
-        <w:rPr>
-          <w:rtl w:val="0"/>
-        </w:rPr>
+        <w:pStyle w:val="Normal"/>
+        <w:spacing w:after="120"/>
+      </w:pPr>
+      <w:r>
+        <w:rPr>
+          <w:rFonts w:ascii="Times New Roman" w:hAnsi="Times New Roman"/>
+          <w:i/>
+          <w:color w:val="FF0000"/>
+          <w:sz w:val="24"/>
+        </w:rPr>
+        <w:t>Священик:</w:t>
+      </w:r>
+      <w:r>
+        <w:rPr>
+          <w:rFonts w:ascii="Times New Roman" w:hAnsi="Times New Roman"/>
+          <w:color w:val="000000"/>
+          <w:sz w:val="24"/>
+        </w:rPr>
+        <w:t xml:space="preserve"> </w:t>
+      </w:r>
+      <w:r>
+        <w:rPr>
+          <w:rFonts w:ascii="Times New Roman" w:hAnsi="Times New Roman"/>
+          <w:color w:val="000000"/>
+          <w:sz w:val="24"/>
+        </w:rPr>
+        <w:t>Бо</w:t>
+      </w:r>
+      <w:r>
+        <w:rPr>
+          <w:rFonts w:ascii="Times New Roman" w:hAnsi="Times New Roman"/>
+          <w:color w:val="000000"/>
+          <w:sz w:val="24"/>
+        </w:rPr>
+        <w:t xml:space="preserve"> </w:t>
+      </w:r>
+      <w:r>
+        <w:rPr>
+          <w:rFonts w:ascii="Times New Roman" w:hAnsi="Times New Roman"/>
+          <w:color w:val="000000"/>
+          <w:sz w:val="24"/>
+        </w:rPr>
+        <w:t>Ти</w:t>
+      </w:r>
+      <w:r>
+        <w:rPr>
+          <w:rFonts w:ascii="Times New Roman" w:hAnsi="Times New Roman"/>
+          <w:color w:val="000000"/>
+          <w:sz w:val="24"/>
+        </w:rPr>
+        <w:t xml:space="preserve"> </w:t>
+      </w:r>
+      <w:r>
+        <w:rPr>
+          <w:rFonts w:ascii="Times New Roman" w:hAnsi="Times New Roman"/>
+          <w:color w:val="000000"/>
+          <w:sz w:val="24"/>
+        </w:rPr>
+        <w:t>святий</w:t>
+      </w:r>
+      <w:r>
+        <w:rPr>
+          <w:rFonts w:ascii="Times New Roman" w:hAnsi="Times New Roman"/>
+          <w:color w:val="000000"/>
+          <w:sz w:val="24"/>
+        </w:rPr>
+        <w:t xml:space="preserve"> </w:t>
+      </w:r>
+      <w:r>
+        <w:rPr>
+          <w:rFonts w:ascii="Times New Roman" w:hAnsi="Times New Roman"/>
+          <w:color w:val="000000"/>
+          <w:sz w:val="24"/>
+        </w:rPr>
+        <w:t>єси,</w:t>
+      </w:r>
+      <w:r>
+        <w:rPr>
+          <w:rFonts w:ascii="Times New Roman" w:hAnsi="Times New Roman"/>
+          <w:color w:val="000000"/>
+          <w:sz w:val="24"/>
+        </w:rPr>
+        <w:t xml:space="preserve"> </w:t>
+      </w:r>
+      <w:r>
+        <w:rPr>
+          <w:rFonts w:ascii="Times New Roman" w:hAnsi="Times New Roman"/>
+          <w:color w:val="000000"/>
+          <w:sz w:val="24"/>
+        </w:rPr>
+        <w:t>Боже</w:t>
+      </w:r>
+      <w:r>
+        <w:rPr>
+          <w:rFonts w:ascii="Times New Roman" w:hAnsi="Times New Roman"/>
+          <w:color w:val="000000"/>
+          <w:sz w:val="24"/>
+        </w:rPr>
+        <w:t xml:space="preserve"> </w:t>
+      </w:r>
+      <w:r>
+        <w:rPr>
+          <w:rFonts w:ascii="Times New Roman" w:hAnsi="Times New Roman"/>
+          <w:color w:val="000000"/>
+          <w:sz w:val="24"/>
+        </w:rPr>
+        <w:t>наш,</w:t>
+      </w:r>
+      <w:r>
+        <w:rPr>
+          <w:rFonts w:ascii="Times New Roman" w:hAnsi="Times New Roman"/>
+          <w:color w:val="000000"/>
+          <w:sz w:val="24"/>
+        </w:rPr>
+        <w:t xml:space="preserve"> </w:t>
+      </w:r>
+      <w:r>
+        <w:rPr>
+          <w:rFonts w:ascii="Times New Roman" w:hAnsi="Times New Roman"/>
+          <w:color w:val="000000"/>
+          <w:sz w:val="24"/>
+        </w:rPr>
+        <w:t>і</w:t>
+      </w:r>
+      <w:r>
+        <w:rPr>
+          <w:rFonts w:ascii="Times New Roman" w:hAnsi="Times New Roman"/>
+          <w:color w:val="000000"/>
+          <w:sz w:val="24"/>
+        </w:rPr>
+        <w:t xml:space="preserve"> </w:t>
+      </w:r>
+      <w:r>
+        <w:rPr>
+          <w:rFonts w:ascii="Times New Roman" w:hAnsi="Times New Roman"/>
+          <w:color w:val="000000"/>
+          <w:sz w:val="24"/>
+        </w:rPr>
+        <w:t>в</w:t>
+      </w:r>
+      <w:r>
+        <w:rPr>
+          <w:rFonts w:ascii="Times New Roman" w:hAnsi="Times New Roman"/>
+          <w:color w:val="000000"/>
+          <w:sz w:val="24"/>
+        </w:rPr>
+        <w:t xml:space="preserve"> </w:t>
+      </w:r>
+      <w:r>
+        <w:rPr>
+          <w:rFonts w:ascii="Times New Roman" w:hAnsi="Times New Roman"/>
+          <w:color w:val="000000"/>
+          <w:sz w:val="24"/>
+        </w:rPr>
+        <w:t>святині</w:t>
+      </w:r>
+      <w:r>
+        <w:rPr>
+          <w:rFonts w:ascii="Times New Roman" w:hAnsi="Times New Roman"/>
+          <w:color w:val="000000"/>
+          <w:sz w:val="24"/>
+        </w:rPr>
+        <w:t xml:space="preserve"> </w:t>
+      </w:r>
+      <w:r>
+        <w:rPr>
+          <w:rFonts w:ascii="Times New Roman" w:hAnsi="Times New Roman"/>
+          <w:color w:val="000000"/>
+          <w:sz w:val="24"/>
+        </w:rPr>
+        <w:t>перебуваєш,</w:t>
+      </w:r>
+      <w:r>
+        <w:rPr>
+          <w:rFonts w:ascii="Times New Roman" w:hAnsi="Times New Roman"/>
+          <w:color w:val="000000"/>
+          <w:sz w:val="24"/>
+        </w:rPr>
+        <w:t xml:space="preserve"> </w:t>
+      </w:r>
+      <w:r>
+        <w:rPr>
+          <w:rFonts w:ascii="Times New Roman" w:hAnsi="Times New Roman"/>
+          <w:color w:val="000000"/>
+          <w:sz w:val="24"/>
+        </w:rPr>
+        <w:t>і</w:t>
+      </w:r>
+      <w:r>
+        <w:rPr>
+          <w:rFonts w:ascii="Times New Roman" w:hAnsi="Times New Roman"/>
+          <w:color w:val="000000"/>
+          <w:sz w:val="24"/>
+        </w:rPr>
+        <w:t xml:space="preserve"> </w:t>
+      </w:r>
+      <w:r>
+        <w:rPr>
+          <w:rFonts w:ascii="Times New Roman" w:hAnsi="Times New Roman"/>
+          <w:color w:val="000000"/>
+          <w:sz w:val="24"/>
+        </w:rPr>
+        <w:t>ми</w:t>
+      </w:r>
+      <w:r>
+        <w:rPr>
+          <w:rFonts w:ascii="Times New Roman" w:hAnsi="Times New Roman"/>
+          <w:color w:val="000000"/>
+          <w:sz w:val="24"/>
+        </w:rPr>
+        <w:t xml:space="preserve"> </w:t>
+      </w:r>
+      <w:r>
+        <w:rPr>
+          <w:rFonts w:ascii="Times New Roman" w:hAnsi="Times New Roman"/>
+          <w:color w:val="000000"/>
+          <w:sz w:val="24"/>
+        </w:rPr>
+        <w:t>Тобі</w:t>
+      </w:r>
+      <w:r>
+        <w:rPr>
+          <w:rFonts w:ascii="Times New Roman" w:hAnsi="Times New Roman"/>
+          <w:color w:val="000000"/>
+          <w:sz w:val="24"/>
+        </w:rPr>
+        <w:t xml:space="preserve"> </w:t>
+      </w:r>
+      <w:r>
+        <w:rPr>
+          <w:rFonts w:ascii="Times New Roman" w:hAnsi="Times New Roman"/>
+          <w:color w:val="000000"/>
+          <w:sz w:val="24"/>
+        </w:rPr>
+        <w:t>славу</w:t>
+      </w:r>
+      <w:r>
+        <w:rPr>
+          <w:rFonts w:ascii="Times New Roman" w:hAnsi="Times New Roman"/>
+          <w:color w:val="000000"/>
+          <w:sz w:val="24"/>
+        </w:rPr>
+        <w:t xml:space="preserve"> </w:t>
+      </w:r>
+      <w:r>
+        <w:rPr>
+          <w:rFonts w:ascii="Times New Roman" w:hAnsi="Times New Roman"/>
+          <w:color w:val="000000"/>
+          <w:sz w:val="24"/>
+        </w:rPr>
+        <w:t>віддаємо:</w:t>
+      </w:r>
+      <w:r>
+        <w:rPr>
+          <w:rFonts w:ascii="Times New Roman" w:hAnsi="Times New Roman"/>
+          <w:color w:val="000000"/>
+          <w:sz w:val="24"/>
+        </w:rPr>
+        <w:t xml:space="preserve"> </w:t>
+      </w:r>
+      <w:r>
+        <w:rPr>
+          <w:rFonts w:ascii="Times New Roman" w:hAnsi="Times New Roman"/>
+          <w:color w:val="000000"/>
+          <w:sz w:val="24"/>
+        </w:rPr>
+        <w:t>Отцю,</w:t>
+      </w:r>
+      <w:r>
+        <w:rPr>
+          <w:rFonts w:ascii="Times New Roman" w:hAnsi="Times New Roman"/>
+          <w:color w:val="000000"/>
+          <w:sz w:val="24"/>
+        </w:rPr>
+        <w:t xml:space="preserve"> </w:t>
+      </w:r>
+      <w:r>
+        <w:rPr>
+          <w:rFonts w:ascii="Times New Roman" w:hAnsi="Times New Roman"/>
+          <w:color w:val="000000"/>
+          <w:sz w:val="24"/>
+        </w:rPr>
+        <w:t>і</w:t>
+      </w:r>
+      <w:r>
+        <w:rPr>
+          <w:rFonts w:ascii="Times New Roman" w:hAnsi="Times New Roman"/>
+          <w:color w:val="000000"/>
+          <w:sz w:val="24"/>
+        </w:rPr>
+        <w:t xml:space="preserve"> </w:t>
+      </w:r>
+      <w:r>
+        <w:rPr>
+          <w:rFonts w:ascii="Times New Roman" w:hAnsi="Times New Roman"/>
+          <w:color w:val="000000"/>
+          <w:sz w:val="24"/>
+        </w:rPr>
+        <w:t>Сину,</w:t>
+      </w:r>
+      <w:r>
+        <w:rPr>
+          <w:rFonts w:ascii="Times New Roman" w:hAnsi="Times New Roman"/>
+          <w:color w:val="000000"/>
+          <w:sz w:val="24"/>
+        </w:rPr>
+        <w:t xml:space="preserve"> </w:t>
+      </w:r>
+      <w:r>
+        <w:rPr>
+          <w:rFonts w:ascii="Times New Roman" w:hAnsi="Times New Roman"/>
+          <w:color w:val="000000"/>
+          <w:sz w:val="24"/>
+        </w:rPr>
+        <w:t>і</w:t>
+      </w:r>
+      <w:r>
+        <w:rPr>
+          <w:rFonts w:ascii="Times New Roman" w:hAnsi="Times New Roman"/>
+          <w:color w:val="000000"/>
+          <w:sz w:val="24"/>
+        </w:rPr>
+        <w:t xml:space="preserve"> </w:t>
+      </w:r>
+      <w:r>
+        <w:rPr>
+          <w:rFonts w:ascii="Times New Roman" w:hAnsi="Times New Roman"/>
+          <w:color w:val="000000"/>
+          <w:sz w:val="24"/>
+        </w:rPr>
+        <w:t>Святому</w:t>
+      </w:r>
+      <w:r>
+        <w:rPr>
+          <w:rFonts w:ascii="Times New Roman" w:hAnsi="Times New Roman"/>
+          <w:color w:val="000000"/>
+          <w:sz w:val="24"/>
+        </w:rPr>
+        <w:t xml:space="preserve"> </w:t>
+      </w:r>
+      <w:r>
+        <w:rPr>
+          <w:rFonts w:ascii="Times New Roman" w:hAnsi="Times New Roman"/>
+          <w:color w:val="000000"/>
+          <w:sz w:val="24"/>
+        </w:rPr>
+        <w:t>Духові,</w:t>
+      </w:r>
+      <w:r>
+        <w:rPr>
+          <w:rFonts w:ascii="Times New Roman" w:hAnsi="Times New Roman"/>
+          <w:color w:val="000000"/>
+          <w:sz w:val="24"/>
+        </w:rPr>
+        <w:t xml:space="preserve"> </w:t>
+      </w:r>
+      <w:r>
+        <w:rPr>
+          <w:rFonts w:ascii="Times New Roman" w:hAnsi="Times New Roman"/>
+          <w:color w:val="000000"/>
+          <w:sz w:val="24"/>
+        </w:rPr>
+        <w:t>нині</w:t>
+      </w:r>
+      <w:r>
+        <w:rPr>
+          <w:rFonts w:ascii="Times New Roman" w:hAnsi="Times New Roman"/>
+          <w:color w:val="000000"/>
+          <w:sz w:val="24"/>
+        </w:rPr>
+        <w:t xml:space="preserve"> </w:t>
+      </w:r>
+      <w:r>
+        <w:rPr>
+          <w:rFonts w:ascii="Times New Roman" w:hAnsi="Times New Roman"/>
+          <w:color w:val="000000"/>
+          <w:sz w:val="24"/>
+        </w:rPr>
+        <w:t>і</w:t>
+      </w:r>
+      <w:r>
+        <w:rPr>
+          <w:rFonts w:ascii="Times New Roman" w:hAnsi="Times New Roman"/>
+          <w:color w:val="000000"/>
+          <w:sz w:val="24"/>
+        </w:rPr>
+        <w:t xml:space="preserve"> </w:t>
+      </w:r>
+      <w:r>
+        <w:rPr>
+          <w:rFonts w:ascii="Times New Roman" w:hAnsi="Times New Roman"/>
+          <w:color w:val="000000"/>
+          <w:sz w:val="24"/>
+        </w:rPr>
+        <w:t>повсякчас,</w:t>
+      </w:r>
+      <w:r>
+        <w:rPr>
+          <w:rFonts w:ascii="Times New Roman" w:hAnsi="Times New Roman"/>
+          <w:color w:val="000000"/>
+          <w:sz w:val="24"/>
+        </w:rPr>
+        <w:t xml:space="preserve"> </w:t>
+      </w:r>
+      <w:r>
+        <w:rPr>
+          <w:rFonts w:ascii="Times New Roman" w:hAnsi="Times New Roman"/>
+          <w:color w:val="000000"/>
+          <w:sz w:val="24"/>
+        </w:rPr>
+        <w:t>і</w:t>
+      </w:r>
+      <w:r>
+        <w:rPr>
+          <w:rFonts w:ascii="Times New Roman" w:hAnsi="Times New Roman"/>
+          <w:color w:val="000000"/>
+          <w:sz w:val="24"/>
+        </w:rPr>
+        <w:t xml:space="preserve"> </w:t>
+      </w:r>
+      <w:r>
+        <w:rPr>
+          <w:rFonts w:ascii="Times New Roman" w:hAnsi="Times New Roman"/>
+          <w:color w:val="000000"/>
+          <w:sz w:val="24"/>
+        </w:rPr>
+        <w:t>на</w:t>
+      </w:r>
+      <w:r>
+        <w:rPr>
+          <w:rFonts w:ascii="Times New Roman" w:hAnsi="Times New Roman"/>
+          <w:color w:val="000000"/>
+          <w:sz w:val="24"/>
+        </w:rPr>
+        <w:t xml:space="preserve"> </w:t>
+      </w:r>
+      <w:r>
+        <w:rPr>
+          <w:rFonts w:ascii="Times New Roman" w:hAnsi="Times New Roman"/>
+          <w:color w:val="000000"/>
+          <w:sz w:val="24"/>
+        </w:rPr>
+        <w:t>віки</w:t>
+      </w:r>
+      <w:r>
+        <w:rPr>
+          <w:rFonts w:ascii="Times New Roman" w:hAnsi="Times New Roman"/>
+          <w:color w:val="000000"/>
+          <w:sz w:val="24"/>
+        </w:rPr>
+        <w:t xml:space="preserve"> </w:t>
+      </w:r>
+      <w:r>
+        <w:rPr>
+          <w:rFonts w:ascii="Times New Roman" w:hAnsi="Times New Roman"/>
+          <w:color w:val="000000"/>
+          <w:sz w:val="24"/>
+        </w:rPr>
+        <w:t>віків.</w:t>
       </w:r>
     </w:p>
     <w:p>
@@ -17809,7 +18890,7 @@
           <w:u w:val="single"/>
           <w:rtl w:val="0"/>
         </w:rPr>
-        <w:t xml:space="preserve">[Господи, Боже наш! Ти за покаяння дарував людям відпущення, нам же, як образ пізнання і визнання гріхів, показав покаяння і прощення пророка Давида. Тож, Владико, помилуй з великої милости твоєї нас, що в чимало великих гріхів впали, і по багатстві ласк твоїх очисти беззаконня наші, бо перед тобою згрішили ми, Господи, що невідомі й таємні речі серця людського знаєш, і єдиний ти маєш владу прощати гріхи. Серце ж чисте вчини в нас і Духом владичним утверди нас, і радість спасіння твого яви нам. Не відкинь нас від лиця твого, але дозволь, як Добрий і Чоловіколюбець, аж до останнього нашого віддиху появляти тобі жертву справедливости й приноси на святих твоїх жертовниках]</w:t>
+        <w:t>[Господи, Боже наш! Ти за покаяння дарував людям відпущення, нам же, як образ пізнання і визнання гріхів, показав покаяння і прощення пророка Давида. Тож, Владико, помилуй з великої милости твоєї нас, що в чимало великих гріхів впали, і по багатстві ласк твоїх очисти беззаконня наші, бо перед тобою згрішили ми, Господи, що невідомі й таємні речі серця людського знаєш, і єдиний ти маєш владу прощати гріхи. Серце ж чисте вчини в нас і Духом владичним утверди нас, і радість спасіння твого яви нам. Не відкинь нас від лиця твого, але дозволь, як Добрий і Людинолюбець, аж до останнього нашого віддиху появляти тобі жертву справедливости й приноси на святих твоїх жертовниках]</w:t>
       </w:r>
     </w:p>
     <w:p>
@@ -18217,7 +19298,7 @@
           <w:szCs w:val="24"/>
           <w:rtl w:val="0"/>
         </w:rPr>
-        <w:t xml:space="preserve">Ти, що на нічому поставив землю велінням своїм, і її важку без опори завісив, Церкву твою утверди, Христе,* на непорушному камені заповідей твоїх, єдиний Благий і Чоловіколюбче.</w:t>
+        <w:t>Ти, що на нічому поставив землю велінням своїм, і її важку без опори завісив, Церкву твою утверди, Христе,* на непорушному камені заповідей твоїх, єдиний Благий і Людинолюбче.</w:t>
       </w:r>
     </w:p>
     <w:p>
@@ -19796,7 +20877,7 @@
           <w:szCs w:val="24"/>
           <w:rtl w:val="0"/>
         </w:rPr>
-        <w:t xml:space="preserve"> До аду, Спасе мій, зійшов Ти* і врата сокрушив Ти як всесильний,* умерлих як Творець воскресив з собою* і смерти жало сокрушив Ти,* і Адам від клятви ізбавився, Чоловіколюбче.* Тому і всі зовемо: Спаси нас, Господи.</w:t>
+        <w:t xml:space="preserve"> До аду, Спасе мій, зійшов Ти* і врата сокрушив Ти як всесильний,* умерлих як Творець воскресив з собою* і смерти жало сокрушив Ти,* і Адам від клятви ізбавився, Людинолюбче.* Тому і всі зовемо: Спаси нас, Господи.</w:t>
       </w:r>
     </w:p>
     <w:p>
@@ -20288,7 +21369,7 @@
           <w:szCs w:val="24"/>
           <w:rtl w:val="0"/>
         </w:rPr>
-        <w:t xml:space="preserve"> Тебе, Діво, що для розуму незбагненно, а за Писанням, як Богочоловіка, Господа породила і Дівою зосталася, всі творіння благословимо й прославляємо по всі віки.</w:t>
+        <w:t xml:space="preserve"> Тебе, Діво, що для розуму незбагненно, а за Писанням, як Боголюдинаа, Господа породила і Дівою зосталася, всі творіння благословимо й прославляємо по всі віки.</w:t>
       </w:r>
       <w:r>
         <w:rPr>
@@ -20722,7 +21803,7 @@
           <w:szCs w:val="24"/>
           <w:rtl w:val="0"/>
         </w:rPr>
-        <w:t xml:space="preserve">Владико Христе!* Ти прийняв знову впалого чоловіка від дівичого лона, в усьому з ним злучившись,* але без участи в жодному його грісі,* а то й усього визволив від тлінности пречистими твоїми стражданнями.</w:t>
+        <w:t>Владико Христе!* Ти прийняв знову впалого людинаа від дівичого лона, в усьому з ним злучившись,* але без участи в жодному його грісі,* а то й усього визволив від тлінности пречистими твоїми стражданнями.</w:t>
       </w:r>
     </w:p>
     <w:p>
@@ -24525,7 +25606,7 @@
           <w:szCs w:val="24"/>
           <w:rtl w:val="0"/>
         </w:rPr>
-        <w:t xml:space="preserve"> Господи святий, ти на висоті живеш і всевидючим оком твоїм споглядаєш на всяке створіння! Перед тобою схилили ми голови, душі й тіла, і молимося до тебе, Святий святих: Простягни руку твою невидиму від святого житла твого і благослови всіх нас; а якщо ми де в чому згрішили добровільно чи недобровільно, як добрий і чоловіколюбний Бог, прости і даруй нам земні й небесні добра твої:</w:t>
+        <w:t xml:space="preserve"> Господи святий, ти на висоті живеш і всевидючим оком твоїм споглядаєш на всяке створіння! Перед тобою схилили ми голови, душі й тіла, і молимося до тебе, Святий святих: Простягни руку твою невидиму від святого житла твого і благослови всіх нас; а якщо ми де в чому згрішили добровільно чи недобровільно, як добрий і людинолюбний Бог, прости і даруй нам земні й небесні добра твої:</w:t>
       </w:r>
     </w:p>
     <w:p>

--- a/flow/20230914_vu_template/drafts/2024-10-g/20-НД-Гл.5-Артемія.docx
+++ b/flow/20230914_vu_template/drafts/2024-10-g/20-НД-Гл.5-Артемія.docx
@@ -21369,7 +21369,7 @@
           <w:szCs w:val="24"/>
           <w:rtl w:val="0"/>
         </w:rPr>
-        <w:t xml:space="preserve"> Тебе, Діво, що для розуму незбагненно, а за Писанням, як Боголюдинаа, Господа породила і Дівою зосталася, всі творіння благословимо й прославляємо по всі віки.</w:t>
+        <w:t xml:space="preserve"> Тебе, Діво, що для розуму незбагненно, а за Писанням, як Богочоловіка, Господа породила і Дівою зосталася, всі творіння благословимо й прославляємо по всі віки.</w:t>
       </w:r>
       <w:r>
         <w:rPr>
@@ -21803,7 +21803,7 @@
           <w:szCs w:val="24"/>
           <w:rtl w:val="0"/>
         </w:rPr>
-        <w:t>Владико Христе!* Ти прийняв знову впалого людинаа від дівичого лона, в усьому з ним злучившись,* але без участи в жодному його грісі,* а то й усього визволив від тлінности пречистими твоїми стражданнями.</w:t>
+        <w:t>Владико Христе!* Ти прийняв знову впалої людини від дівичого лона, в усьому з ним злучившись,* але без участи в жодному його грісі,* а то й усього визволив від тлінности пречистими твоїми стражданнями.</w:t>
       </w:r>
     </w:p>
     <w:p>
